--- a/00-首页/题组Word/习题书/第二篇-结构化学/6-超分子与材料化学-学生版-打印版.docx
+++ b/00-首页/题组Word/习题书/第二篇-结构化学/6-超分子与材料化学-学生版-打印版.docx
@@ -791,6 +791,16 @@
     </w:p>
     <w:p>
       <w:pPr>
+        <w:spacing w:before="0" w:after="0"/>
+      </w:pPr>
+    </w:p>
+    <w:p>
+      <w:pPr>
+        <w:spacing w:before="0" w:after="0"/>
+      </w:pPr>
+    </w:p>
+    <w:p>
+      <w:pPr>
         <w:spacing w:before="160" w:after="80"/>
       </w:pPr>
       <w:r>
@@ -1260,6 +1270,46 @@
         </w:rPr>
         <w:t>。</w:t>
       </w:r>
+    </w:p>
+    <w:p>
+      <w:pPr>
+        <w:spacing w:before="0" w:after="0"/>
+      </w:pPr>
+    </w:p>
+    <w:p>
+      <w:pPr>
+        <w:spacing w:before="0" w:after="0"/>
+      </w:pPr>
+    </w:p>
+    <w:p>
+      <w:pPr>
+        <w:spacing w:before="0" w:after="0"/>
+      </w:pPr>
+    </w:p>
+    <w:p>
+      <w:pPr>
+        <w:spacing w:before="0" w:after="0"/>
+      </w:pPr>
+    </w:p>
+    <w:p>
+      <w:pPr>
+        <w:spacing w:before="0" w:after="0"/>
+      </w:pPr>
+    </w:p>
+    <w:p>
+      <w:pPr>
+        <w:spacing w:before="0" w:after="0"/>
+      </w:pPr>
+    </w:p>
+    <w:p>
+      <w:pPr>
+        <w:spacing w:before="0" w:after="0"/>
+      </w:pPr>
+    </w:p>
+    <w:p>
+      <w:pPr>
+        <w:spacing w:before="0" w:after="0"/>
+      </w:pPr>
     </w:p>
     <w:p>
       <w:pPr>
@@ -2195,6 +2245,46 @@
     </w:p>
     <w:p>
       <w:pPr>
+        <w:spacing w:before="0" w:after="0"/>
+      </w:pPr>
+    </w:p>
+    <w:p>
+      <w:pPr>
+        <w:spacing w:before="0" w:after="0"/>
+      </w:pPr>
+    </w:p>
+    <w:p>
+      <w:pPr>
+        <w:spacing w:before="0" w:after="0"/>
+      </w:pPr>
+    </w:p>
+    <w:p>
+      <w:pPr>
+        <w:spacing w:before="0" w:after="0"/>
+      </w:pPr>
+    </w:p>
+    <w:p>
+      <w:pPr>
+        <w:spacing w:before="0" w:after="0"/>
+      </w:pPr>
+    </w:p>
+    <w:p>
+      <w:pPr>
+        <w:spacing w:before="0" w:after="0"/>
+      </w:pPr>
+    </w:p>
+    <w:p>
+      <w:pPr>
+        <w:spacing w:before="0" w:after="0"/>
+      </w:pPr>
+    </w:p>
+    <w:p>
+      <w:pPr>
+        <w:spacing w:before="0" w:after="0"/>
+      </w:pPr>
+    </w:p>
+    <w:p>
+      <w:pPr>
         <w:spacing w:before="160" w:after="80"/>
       </w:pPr>
       <w:r>
@@ -2279,6 +2369,21 @@
     </w:p>
     <w:p>
       <w:pPr>
+        <w:spacing w:before="0" w:after="0"/>
+      </w:pPr>
+    </w:p>
+    <w:p>
+      <w:pPr>
+        <w:spacing w:before="0" w:after="0"/>
+      </w:pPr>
+    </w:p>
+    <w:p>
+      <w:pPr>
+        <w:spacing w:before="0" w:after="0"/>
+      </w:pPr>
+    </w:p>
+    <w:p>
+      <w:pPr>
         <w:spacing w:before="160" w:after="80"/>
       </w:pPr>
       <w:r>
@@ -2387,6 +2492,21 @@
     </w:p>
     <w:p>
       <w:pPr>
+        <w:spacing w:before="0" w:after="0"/>
+      </w:pPr>
+    </w:p>
+    <w:p>
+      <w:pPr>
+        <w:spacing w:before="0" w:after="0"/>
+      </w:pPr>
+    </w:p>
+    <w:p>
+      <w:pPr>
+        <w:spacing w:before="0" w:after="0"/>
+      </w:pPr>
+    </w:p>
+    <w:p>
+      <w:pPr>
         <w:spacing w:before="160" w:after="80"/>
       </w:pPr>
       <w:r>
@@ -2478,6 +2598,21 @@
     </w:p>
     <w:p>
       <w:pPr>
+        <w:spacing w:before="0" w:after="0"/>
+      </w:pPr>
+    </w:p>
+    <w:p>
+      <w:pPr>
+        <w:spacing w:before="0" w:after="0"/>
+      </w:pPr>
+    </w:p>
+    <w:p>
+      <w:pPr>
+        <w:spacing w:before="0" w:after="0"/>
+      </w:pPr>
+    </w:p>
+    <w:p>
+      <w:pPr>
         <w:spacing w:before="160" w:after="80"/>
       </w:pPr>
       <w:r>
@@ -2684,6 +2819,31 @@
     </w:p>
     <w:p>
       <w:pPr>
+        <w:spacing w:before="0" w:after="0"/>
+      </w:pPr>
+    </w:p>
+    <w:p>
+      <w:pPr>
+        <w:spacing w:before="0" w:after="0"/>
+      </w:pPr>
+    </w:p>
+    <w:p>
+      <w:pPr>
+        <w:spacing w:before="0" w:after="0"/>
+      </w:pPr>
+    </w:p>
+    <w:p>
+      <w:pPr>
+        <w:spacing w:before="0" w:after="0"/>
+      </w:pPr>
+    </w:p>
+    <w:p>
+      <w:pPr>
+        <w:spacing w:before="0" w:after="0"/>
+      </w:pPr>
+    </w:p>
+    <w:p>
+      <w:pPr>
         <w:spacing w:before="160" w:after="80"/>
       </w:pPr>
       <w:r>
@@ -2754,7 +2914,7 @@
         </w:rPr>
         <w:drawing>
           <wp:inline>
-            <wp:extent cx="2095500" cy="5930900"/>
+            <wp:extent cx="2095500" cy="5905500"/>
             <wp:effectExtent b="0" l="0" r="0" t="0"/>
             <wp:docPr descr="" title="" id="25" name="Picture"/>
             <a:graphic>
@@ -2775,7 +2935,7 @@
                   <pic:spPr bwMode="auto">
                     <a:xfrm>
                       <a:off x="0" y="0"/>
-                      <a:ext cx="2095500" cy="5930900"/>
+                      <a:ext cx="2095500" cy="5905500"/>
                     </a:xfrm>
                     <a:prstGeom prst="rect">
                       <a:avLst/>
@@ -3221,6 +3381,46 @@
     </w:p>
     <w:p>
       <w:pPr>
+        <w:spacing w:before="0" w:after="0"/>
+      </w:pPr>
+    </w:p>
+    <w:p>
+      <w:pPr>
+        <w:spacing w:before="0" w:after="0"/>
+      </w:pPr>
+    </w:p>
+    <w:p>
+      <w:pPr>
+        <w:spacing w:before="0" w:after="0"/>
+      </w:pPr>
+    </w:p>
+    <w:p>
+      <w:pPr>
+        <w:spacing w:before="0" w:after="0"/>
+      </w:pPr>
+    </w:p>
+    <w:p>
+      <w:pPr>
+        <w:spacing w:before="0" w:after="0"/>
+      </w:pPr>
+    </w:p>
+    <w:p>
+      <w:pPr>
+        <w:spacing w:before="0" w:after="0"/>
+      </w:pPr>
+    </w:p>
+    <w:p>
+      <w:pPr>
+        <w:spacing w:before="0" w:after="0"/>
+      </w:pPr>
+    </w:p>
+    <w:p>
+      <w:pPr>
+        <w:spacing w:before="0" w:after="0"/>
+      </w:pPr>
+    </w:p>
+    <w:p>
+      <w:pPr>
         <w:spacing w:before="160" w:after="80"/>
       </w:pPr>
       <w:r>
@@ -3535,6 +3735,31 @@
     </w:p>
     <w:p>
       <w:pPr>
+        <w:spacing w:before="0" w:after="0"/>
+      </w:pPr>
+    </w:p>
+    <w:p>
+      <w:pPr>
+        <w:spacing w:before="0" w:after="0"/>
+      </w:pPr>
+    </w:p>
+    <w:p>
+      <w:pPr>
+        <w:spacing w:before="0" w:after="0"/>
+      </w:pPr>
+    </w:p>
+    <w:p>
+      <w:pPr>
+        <w:spacing w:before="0" w:after="0"/>
+      </w:pPr>
+    </w:p>
+    <w:p>
+      <w:pPr>
+        <w:spacing w:before="0" w:after="0"/>
+      </w:pPr>
+    </w:p>
+    <w:p>
+      <w:pPr>
         <w:spacing w:before="160" w:after="80"/>
       </w:pPr>
       <w:r>
@@ -4241,6 +4466,31 @@
         </w:rPr>
         <w:t xml:space="preserve">。]</w:t>
       </w:r>
+    </w:p>
+    <w:p>
+      <w:pPr>
+        <w:spacing w:before="0" w:after="0"/>
+      </w:pPr>
+    </w:p>
+    <w:p>
+      <w:pPr>
+        <w:spacing w:before="0" w:after="0"/>
+      </w:pPr>
+    </w:p>
+    <w:p>
+      <w:pPr>
+        <w:spacing w:before="0" w:after="0"/>
+      </w:pPr>
+    </w:p>
+    <w:p>
+      <w:pPr>
+        <w:spacing w:before="0" w:after="0"/>
+      </w:pPr>
+    </w:p>
+    <w:p>
+      <w:pPr>
+        <w:spacing w:before="0" w:after="0"/>
+      </w:pPr>
     </w:p>
     <w:p>
       <w:pPr>
@@ -5600,6 +5850,46 @@
     </w:p>
     <w:p>
       <w:pPr>
+        <w:spacing w:before="0" w:after="0"/>
+      </w:pPr>
+    </w:p>
+    <w:p>
+      <w:pPr>
+        <w:spacing w:before="0" w:after="0"/>
+      </w:pPr>
+    </w:p>
+    <w:p>
+      <w:pPr>
+        <w:spacing w:before="0" w:after="0"/>
+      </w:pPr>
+    </w:p>
+    <w:p>
+      <w:pPr>
+        <w:spacing w:before="0" w:after="0"/>
+      </w:pPr>
+    </w:p>
+    <w:p>
+      <w:pPr>
+        <w:spacing w:before="0" w:after="0"/>
+      </w:pPr>
+    </w:p>
+    <w:p>
+      <w:pPr>
+        <w:spacing w:before="0" w:after="0"/>
+      </w:pPr>
+    </w:p>
+    <w:p>
+      <w:pPr>
+        <w:spacing w:before="0" w:after="0"/>
+      </w:pPr>
+    </w:p>
+    <w:p>
+      <w:pPr>
+        <w:spacing w:before="0" w:after="0"/>
+      </w:pPr>
+    </w:p>
+    <w:p>
+      <w:pPr>
         <w:spacing w:before="160" w:after="80"/>
       </w:pPr>
       <w:r>
@@ -5956,6 +6246,31 @@
     </w:p>
     <w:p>
       <w:pPr>
+        <w:spacing w:before="0" w:after="0"/>
+      </w:pPr>
+    </w:p>
+    <w:p>
+      <w:pPr>
+        <w:spacing w:before="0" w:after="0"/>
+      </w:pPr>
+    </w:p>
+    <w:p>
+      <w:pPr>
+        <w:spacing w:before="0" w:after="0"/>
+      </w:pPr>
+    </w:p>
+    <w:p>
+      <w:pPr>
+        <w:spacing w:before="0" w:after="0"/>
+      </w:pPr>
+    </w:p>
+    <w:p>
+      <w:pPr>
+        <w:spacing w:before="0" w:after="0"/>
+      </w:pPr>
+    </w:p>
+    <w:p>
+      <w:pPr>
         <w:spacing w:before="160" w:after="80"/>
       </w:pPr>
       <w:r>
@@ -6128,6 +6443,21 @@
         </w:rPr>
         <w:t>。</w:t>
       </w:r>
+    </w:p>
+    <w:p>
+      <w:pPr>
+        <w:spacing w:before="0" w:after="0"/>
+      </w:pPr>
+    </w:p>
+    <w:p>
+      <w:pPr>
+        <w:spacing w:before="0" w:after="0"/>
+      </w:pPr>
+    </w:p>
+    <w:p>
+      <w:pPr>
+        <w:spacing w:before="0" w:after="0"/>
+      </w:pPr>
     </w:p>
     <w:p>
       <w:pPr>
@@ -6383,6 +6713,21 @@
     </w:p>
     <w:p>
       <w:pPr>
+        <w:spacing w:before="0" w:after="0"/>
+      </w:pPr>
+    </w:p>
+    <w:p>
+      <w:pPr>
+        <w:spacing w:before="0" w:after="0"/>
+      </w:pPr>
+    </w:p>
+    <w:p>
+      <w:pPr>
+        <w:spacing w:before="0" w:after="0"/>
+      </w:pPr>
+    </w:p>
+    <w:p>
+      <w:pPr>
         <w:spacing w:before="160" w:after="80"/>
       </w:pPr>
       <w:r>
@@ -6422,6 +6767,21 @@
         </w:rPr>
         <w:t xml:space="preserve">怎样知道液态水中仍保留一定的氢键</w:t>
       </w:r>
+    </w:p>
+    <w:p>
+      <w:pPr>
+        <w:spacing w:before="0" w:after="0"/>
+      </w:pPr>
+    </w:p>
+    <w:p>
+      <w:pPr>
+        <w:spacing w:before="0" w:after="0"/>
+      </w:pPr>
+    </w:p>
+    <w:p>
+      <w:pPr>
+        <w:spacing w:before="0" w:after="0"/>
+      </w:pPr>
     </w:p>
     <w:p>
       <w:pPr>
@@ -6878,6 +7238,31 @@
     </w:tbl>
     <w:p>
       <w:pPr>
+        <w:spacing w:before="0" w:after="0"/>
+      </w:pPr>
+    </w:p>
+    <w:p>
+      <w:pPr>
+        <w:spacing w:before="0" w:after="0"/>
+      </w:pPr>
+    </w:p>
+    <w:p>
+      <w:pPr>
+        <w:spacing w:before="0" w:after="0"/>
+      </w:pPr>
+    </w:p>
+    <w:p>
+      <w:pPr>
+        <w:spacing w:before="0" w:after="0"/>
+      </w:pPr>
+    </w:p>
+    <w:p>
+      <w:pPr>
+        <w:spacing w:before="0" w:after="0"/>
+      </w:pPr>
+    </w:p>
+    <w:p>
+      <w:pPr>
         <w:spacing w:before="160" w:after="80"/>
       </w:pPr>
       <w:r>
@@ -7038,6 +7423,21 @@
     </w:p>
     <w:p>
       <w:pPr>
+        <w:spacing w:before="0" w:after="0"/>
+      </w:pPr>
+    </w:p>
+    <w:p>
+      <w:pPr>
+        <w:spacing w:before="0" w:after="0"/>
+      </w:pPr>
+    </w:p>
+    <w:p>
+      <w:pPr>
+        <w:spacing w:before="0" w:after="0"/>
+      </w:pPr>
+    </w:p>
+    <w:p>
+      <w:pPr>
         <w:spacing w:before="160" w:after="80"/>
       </w:pPr>
       <w:r>
@@ -7116,6 +7516,21 @@
     </w:p>
     <w:p>
       <w:pPr>
+        <w:spacing w:before="0" w:after="0"/>
+      </w:pPr>
+    </w:p>
+    <w:p>
+      <w:pPr>
+        <w:spacing w:before="0" w:after="0"/>
+      </w:pPr>
+    </w:p>
+    <w:p>
+      <w:pPr>
+        <w:spacing w:before="0" w:after="0"/>
+      </w:pPr>
+    </w:p>
+    <w:p>
+      <w:pPr>
         <w:spacing w:before="160" w:after="80"/>
       </w:pPr>
       <w:r>
@@ -7342,6 +7757,31 @@
         </w:rPr>
         <w:t>。</w:t>
       </w:r>
+    </w:p>
+    <w:p>
+      <w:pPr>
+        <w:spacing w:before="0" w:after="0"/>
+      </w:pPr>
+    </w:p>
+    <w:p>
+      <w:pPr>
+        <w:spacing w:before="0" w:after="0"/>
+      </w:pPr>
+    </w:p>
+    <w:p>
+      <w:pPr>
+        <w:spacing w:before="0" w:after="0"/>
+      </w:pPr>
+    </w:p>
+    <w:p>
+      <w:pPr>
+        <w:spacing w:before="0" w:after="0"/>
+      </w:pPr>
+    </w:p>
+    <w:p>
+      <w:pPr>
+        <w:spacing w:before="0" w:after="0"/>
+      </w:pPr>
     </w:p>
     <w:p>
       <w:pPr>
@@ -7562,6 +8002,21 @@
     </w:p>
     <w:p>
       <w:pPr>
+        <w:spacing w:before="0" w:after="0"/>
+      </w:pPr>
+    </w:p>
+    <w:p>
+      <w:pPr>
+        <w:spacing w:before="0" w:after="0"/>
+      </w:pPr>
+    </w:p>
+    <w:p>
+      <w:pPr>
+        <w:spacing w:before="0" w:after="0"/>
+      </w:pPr>
+    </w:p>
+    <w:p>
+      <w:pPr>
         <w:spacing w:before="160" w:after="80"/>
       </w:pPr>
       <w:r>
@@ -7788,6 +8243,31 @@
         </w:rPr>
         <w:t>。</w:t>
       </w:r>
+    </w:p>
+    <w:p>
+      <w:pPr>
+        <w:spacing w:before="0" w:after="0"/>
+      </w:pPr>
+    </w:p>
+    <w:p>
+      <w:pPr>
+        <w:spacing w:before="0" w:after="0"/>
+      </w:pPr>
+    </w:p>
+    <w:p>
+      <w:pPr>
+        <w:spacing w:before="0" w:after="0"/>
+      </w:pPr>
+    </w:p>
+    <w:p>
+      <w:pPr>
+        <w:spacing w:before="0" w:after="0"/>
+      </w:pPr>
+    </w:p>
+    <w:p>
+      <w:pPr>
+        <w:spacing w:before="0" w:after="0"/>
+      </w:pPr>
     </w:p>
     <w:p>
       <w:pPr>
@@ -7916,6 +8396,21 @@
     </w:p>
     <w:p>
       <w:pPr>
+        <w:spacing w:before="0" w:after="0"/>
+      </w:pPr>
+    </w:p>
+    <w:p>
+      <w:pPr>
+        <w:spacing w:before="0" w:after="0"/>
+      </w:pPr>
+    </w:p>
+    <w:p>
+      <w:pPr>
+        <w:spacing w:before="0" w:after="0"/>
+      </w:pPr>
+    </w:p>
+    <w:p>
+      <w:pPr>
         <w:spacing w:before="160" w:after="80"/>
       </w:pPr>
       <w:r>
@@ -8015,6 +8510,21 @@
         </w:rPr>
         <w:t>但沸点</w:t>
       </w:r>
+    </w:p>
+    <w:p>
+      <w:pPr>
+        <w:spacing w:before="0" w:after="0"/>
+      </w:pPr>
+    </w:p>
+    <w:p>
+      <w:pPr>
+        <w:spacing w:before="0" w:after="0"/>
+      </w:pPr>
+    </w:p>
+    <w:p>
+      <w:pPr>
+        <w:spacing w:before="0" w:after="0"/>
+      </w:pPr>
     </w:p>
     <w:p>
       <w:pPr>
@@ -8172,6 +8682,21 @@
     </w:p>
     <w:p>
       <w:pPr>
+        <w:spacing w:before="0" w:after="0"/>
+      </w:pPr>
+    </w:p>
+    <w:p>
+      <w:pPr>
+        <w:spacing w:before="0" w:after="0"/>
+      </w:pPr>
+    </w:p>
+    <w:p>
+      <w:pPr>
+        <w:spacing w:before="0" w:after="0"/>
+      </w:pPr>
+    </w:p>
+    <w:p>
+      <w:pPr>
         <w:spacing w:before="160" w:after="80"/>
       </w:pPr>
       <w:r>
@@ -8388,6 +8913,31 @@
     </w:p>
     <w:p>
       <w:pPr>
+        <w:spacing w:before="0" w:after="0"/>
+      </w:pPr>
+    </w:p>
+    <w:p>
+      <w:pPr>
+        <w:spacing w:before="0" w:after="0"/>
+      </w:pPr>
+    </w:p>
+    <w:p>
+      <w:pPr>
+        <w:spacing w:before="0" w:after="0"/>
+      </w:pPr>
+    </w:p>
+    <w:p>
+      <w:pPr>
+        <w:spacing w:before="0" w:after="0"/>
+      </w:pPr>
+    </w:p>
+    <w:p>
+      <w:pPr>
+        <w:spacing w:before="0" w:after="0"/>
+      </w:pPr>
+    </w:p>
+    <w:p>
+      <w:pPr>
         <w:spacing w:before="160" w:after="80"/>
       </w:pPr>
       <w:r>
@@ -8436,6 +8986,21 @@
     </w:p>
     <w:p>
       <w:pPr>
+        <w:spacing w:before="0" w:after="0"/>
+      </w:pPr>
+    </w:p>
+    <w:p>
+      <w:pPr>
+        <w:spacing w:before="0" w:after="0"/>
+      </w:pPr>
+    </w:p>
+    <w:p>
+      <w:pPr>
+        <w:spacing w:before="0" w:after="0"/>
+      </w:pPr>
+    </w:p>
+    <w:p>
+      <w:pPr>
         <w:spacing w:before="160" w:after="80"/>
       </w:pPr>
       <w:r>
@@ -8484,6 +9049,21 @@
     </w:p>
     <w:p>
       <w:pPr>
+        <w:spacing w:before="0" w:after="0"/>
+      </w:pPr>
+    </w:p>
+    <w:p>
+      <w:pPr>
+        <w:spacing w:before="0" w:after="0"/>
+      </w:pPr>
+    </w:p>
+    <w:p>
+      <w:pPr>
+        <w:spacing w:before="0" w:after="0"/>
+      </w:pPr>
+    </w:p>
+    <w:p>
+      <w:pPr>
         <w:spacing w:before="160" w:after="80"/>
       </w:pPr>
       <w:r>
@@ -8532,6 +9112,21 @@
     </w:p>
     <w:p>
       <w:pPr>
+        <w:spacing w:before="0" w:after="0"/>
+      </w:pPr>
+    </w:p>
+    <w:p>
+      <w:pPr>
+        <w:spacing w:before="0" w:after="0"/>
+      </w:pPr>
+    </w:p>
+    <w:p>
+      <w:pPr>
+        <w:spacing w:before="0" w:after="0"/>
+      </w:pPr>
+    </w:p>
+    <w:p>
+      <w:pPr>
         <w:spacing w:before="160" w:after="80"/>
       </w:pPr>
       <w:r>
@@ -8586,6 +9181,21 @@
     </w:p>
     <w:p>
       <w:pPr>
+        <w:spacing w:before="0" w:after="0"/>
+      </w:pPr>
+    </w:p>
+    <w:p>
+      <w:pPr>
+        <w:spacing w:before="0" w:after="0"/>
+      </w:pPr>
+    </w:p>
+    <w:p>
+      <w:pPr>
+        <w:spacing w:before="0" w:after="0"/>
+      </w:pPr>
+    </w:p>
+    <w:p>
+      <w:pPr>
         <w:spacing w:before="160" w:after="80"/>
       </w:pPr>
       <w:r>
@@ -9077,6 +9687,46 @@
         </w:rPr>
         <w:t>？</w:t>
       </w:r>
+    </w:p>
+    <w:p>
+      <w:pPr>
+        <w:spacing w:before="0" w:after="0"/>
+      </w:pPr>
+    </w:p>
+    <w:p>
+      <w:pPr>
+        <w:spacing w:before="0" w:after="0"/>
+      </w:pPr>
+    </w:p>
+    <w:p>
+      <w:pPr>
+        <w:spacing w:before="0" w:after="0"/>
+      </w:pPr>
+    </w:p>
+    <w:p>
+      <w:pPr>
+        <w:spacing w:before="0" w:after="0"/>
+      </w:pPr>
+    </w:p>
+    <w:p>
+      <w:pPr>
+        <w:spacing w:before="0" w:after="0"/>
+      </w:pPr>
+    </w:p>
+    <w:p>
+      <w:pPr>
+        <w:spacing w:before="0" w:after="0"/>
+      </w:pPr>
+    </w:p>
+    <w:p>
+      <w:pPr>
+        <w:spacing w:before="0" w:after="0"/>
+      </w:pPr>
+    </w:p>
+    <w:p>
+      <w:pPr>
+        <w:spacing w:before="0" w:after="0"/>
+      </w:pPr>
     </w:p>
     <w:p>
       <w:pPr>

--- a/00-首页/题组Word/习题书/第二篇-结构化学/6-超分子与材料化学-学生版-打印版.docx
+++ b/00-首页/题组Word/习题书/第二篇-结构化学/6-超分子与材料化学-学生版-打印版.docx
@@ -6,9 +6,8 @@
     <w:p>
       <w:pPr>
         <w:pStyle w:val="Heading1"/>
-        <w:spacing w:before="0" w:after="240"/>
+        <w:spacing w:before="280" w:after="120"/>
         <w:jc w:val="center"/>
-        <w:keepNext/>
       </w:pPr>
       <w:r>
         <w:rPr>
@@ -55,8 +54,7 @@
     <w:p>
       <w:pPr>
         <w:pStyle w:val="Heading2"/>
-        <w:spacing w:before="280" w:after="80"/>
-        <w:keepNext/>
+        <w:spacing w:before="280" w:after="120"/>
       </w:pPr>
       <w:r>
         <w:rPr>
@@ -70,8 +68,7 @@
     <w:p>
       <w:pPr>
         <w:pStyle w:val="Heading2"/>
-        <w:spacing w:before="280" w:after="80"/>
-        <w:keepNext/>
+        <w:spacing w:before="280" w:after="120"/>
       </w:pPr>
       <w:r>
         <w:rPr>
@@ -814,8 +811,7 @@
     <w:p>
       <w:pPr>
         <w:pStyle w:val="Heading2"/>
-        <w:spacing w:before="280" w:after="80"/>
-        <w:keepNext/>
+        <w:spacing w:before="280" w:after="120"/>
       </w:pPr>
       <w:r>
         <w:rPr>
@@ -1326,8 +1322,7 @@
     <w:p>
       <w:pPr>
         <w:pStyle w:val="Heading2"/>
-        <w:spacing w:before="280" w:after="80"/>
-        <w:keepNext/>
+        <w:spacing w:before="280" w:after="120"/>
       </w:pPr>
       <w:r>
         <w:rPr>
@@ -1341,8 +1336,7 @@
     <w:p>
       <w:pPr>
         <w:pStyle w:val="Heading2"/>
-        <w:spacing w:before="280" w:after="80"/>
-        <w:keepNext/>
+        <w:spacing w:before="280" w:after="120"/>
       </w:pPr>
       <w:r>
         <w:rPr>
@@ -2298,8 +2292,7 @@
     <w:p>
       <w:pPr>
         <w:pStyle w:val="Heading2"/>
-        <w:spacing w:before="280" w:after="80"/>
-        <w:keepNext/>
+        <w:spacing w:before="280" w:after="120"/>
       </w:pPr>
       <w:r>
         <w:rPr>
@@ -2397,8 +2390,7 @@
     <w:p>
       <w:pPr>
         <w:pStyle w:val="Heading2"/>
-        <w:spacing w:before="280" w:after="80"/>
-        <w:keepNext/>
+        <w:spacing w:before="280" w:after="120"/>
       </w:pPr>
       <w:r>
         <w:rPr>
@@ -2520,8 +2512,7 @@
     <w:p>
       <w:pPr>
         <w:pStyle w:val="Heading2"/>
-        <w:spacing w:before="280" w:after="80"/>
-        <w:keepNext/>
+        <w:spacing w:before="280" w:after="120"/>
       </w:pPr>
       <w:r>
         <w:rPr>
@@ -2626,8 +2617,7 @@
     <w:p>
       <w:pPr>
         <w:pStyle w:val="Heading2"/>
-        <w:spacing w:before="280" w:after="80"/>
-        <w:keepNext/>
+        <w:spacing w:before="280" w:after="120"/>
       </w:pPr>
       <w:r>
         <w:rPr>
@@ -2857,8 +2847,7 @@
     <w:p>
       <w:pPr>
         <w:pStyle w:val="Heading2"/>
-        <w:spacing w:before="280" w:after="80"/>
-        <w:keepNext/>
+        <w:spacing w:before="280" w:after="120"/>
       </w:pPr>
       <w:r>
         <w:rPr>
@@ -3434,8 +3423,7 @@
     <w:p>
       <w:pPr>
         <w:pStyle w:val="Heading2"/>
-        <w:spacing w:before="280" w:after="80"/>
-        <w:keepNext/>
+        <w:spacing w:before="280" w:after="120"/>
       </w:pPr>
       <w:r>
         <w:rPr>
@@ -3773,8 +3761,7 @@
     <w:p>
       <w:pPr>
         <w:pStyle w:val="Heading2"/>
-        <w:spacing w:before="280" w:after="80"/>
-        <w:keepNext/>
+        <w:spacing w:before="280" w:after="120"/>
       </w:pPr>
       <w:r>
         <w:rPr>
@@ -4507,8 +4494,7 @@
     <w:p>
       <w:pPr>
         <w:pStyle w:val="Heading2"/>
-        <w:spacing w:before="280" w:after="80"/>
-        <w:keepNext/>
+        <w:spacing w:before="280" w:after="120"/>
       </w:pPr>
       <w:r>
         <w:rPr>
@@ -5903,8 +5889,7 @@
     <w:p>
       <w:pPr>
         <w:pStyle w:val="Heading2"/>
-        <w:spacing w:before="280" w:after="80"/>
-        <w:keepNext/>
+        <w:spacing w:before="280" w:after="120"/>
       </w:pPr>
       <w:r>
         <w:rPr>
@@ -6284,8 +6269,7 @@
     <w:p>
       <w:pPr>
         <w:pStyle w:val="Heading2"/>
-        <w:spacing w:before="280" w:after="80"/>
-        <w:keepNext/>
+        <w:spacing w:before="280" w:after="120"/>
       </w:pPr>
       <w:r>
         <w:rPr>
@@ -6474,8 +6458,7 @@
     <w:p>
       <w:pPr>
         <w:pStyle w:val="Heading2"/>
-        <w:spacing w:before="280" w:after="80"/>
-        <w:keepNext/>
+        <w:spacing w:before="280" w:after="120"/>
       </w:pPr>
       <w:r>
         <w:rPr>
@@ -6741,8 +6724,7 @@
     <w:p>
       <w:pPr>
         <w:pStyle w:val="Heading2"/>
-        <w:spacing w:before="280" w:after="80"/>
-        <w:keepNext/>
+        <w:spacing w:before="280" w:after="120"/>
       </w:pPr>
       <w:r>
         <w:rPr>
@@ -6798,8 +6780,7 @@
     <w:p>
       <w:pPr>
         <w:pStyle w:val="Heading2"/>
-        <w:spacing w:before="280" w:after="80"/>
-        <w:keepNext/>
+        <w:spacing w:before="280" w:after="120"/>
       </w:pPr>
       <w:r>
         <w:rPr>
@@ -7276,8 +7257,7 @@
     <w:p>
       <w:pPr>
         <w:pStyle w:val="Heading2"/>
-        <w:spacing w:before="280" w:after="80"/>
-        <w:keepNext/>
+        <w:spacing w:before="280" w:after="120"/>
       </w:pPr>
       <w:r>
         <w:rPr>
@@ -7451,8 +7431,7 @@
     <w:p>
       <w:pPr>
         <w:pStyle w:val="Heading2"/>
-        <w:spacing w:before="280" w:after="80"/>
-        <w:keepNext/>
+        <w:spacing w:before="280" w:after="120"/>
       </w:pPr>
       <w:r>
         <w:rPr>
@@ -7544,8 +7523,7 @@
     <w:p>
       <w:pPr>
         <w:pStyle w:val="Heading2"/>
-        <w:spacing w:before="280" w:after="80"/>
-        <w:keepNext/>
+        <w:spacing w:before="280" w:after="120"/>
       </w:pPr>
       <w:r>
         <w:rPr>
@@ -7798,8 +7776,7 @@
     <w:p>
       <w:pPr>
         <w:pStyle w:val="Heading2"/>
-        <w:spacing w:before="280" w:after="80"/>
-        <w:keepNext/>
+        <w:spacing w:before="280" w:after="120"/>
       </w:pPr>
       <w:r>
         <w:rPr>
@@ -8030,8 +8007,7 @@
     <w:p>
       <w:pPr>
         <w:pStyle w:val="Heading2"/>
-        <w:spacing w:before="280" w:after="80"/>
-        <w:keepNext/>
+        <w:spacing w:before="280" w:after="120"/>
       </w:pPr>
       <w:r>
         <w:rPr>
@@ -8284,8 +8260,7 @@
     <w:p>
       <w:pPr>
         <w:pStyle w:val="Heading2"/>
-        <w:spacing w:before="280" w:after="80"/>
-        <w:keepNext/>
+        <w:spacing w:before="280" w:after="120"/>
       </w:pPr>
       <w:r>
         <w:rPr>
@@ -8424,8 +8399,7 @@
     <w:p>
       <w:pPr>
         <w:pStyle w:val="Heading2"/>
-        <w:spacing w:before="280" w:after="80"/>
-        <w:keepNext/>
+        <w:spacing w:before="280" w:after="120"/>
       </w:pPr>
       <w:r>
         <w:rPr>
@@ -8541,8 +8515,7 @@
     <w:p>
       <w:pPr>
         <w:pStyle w:val="Heading2"/>
-        <w:spacing w:before="280" w:after="80"/>
-        <w:keepNext/>
+        <w:spacing w:before="280" w:after="120"/>
       </w:pPr>
       <w:r>
         <w:rPr>
@@ -8710,8 +8683,7 @@
     <w:p>
       <w:pPr>
         <w:pStyle w:val="Heading2"/>
-        <w:spacing w:before="280" w:after="80"/>
-        <w:keepNext/>
+        <w:spacing w:before="280" w:after="120"/>
       </w:pPr>
       <w:r>
         <w:rPr>
@@ -8951,8 +8923,7 @@
     <w:p>
       <w:pPr>
         <w:pStyle w:val="Heading2"/>
-        <w:spacing w:before="280" w:after="80"/>
-        <w:keepNext/>
+        <w:spacing w:before="280" w:after="120"/>
       </w:pPr>
       <w:r>
         <w:rPr>
@@ -9014,8 +8985,7 @@
     <w:p>
       <w:pPr>
         <w:pStyle w:val="Heading2"/>
-        <w:spacing w:before="280" w:after="80"/>
-        <w:keepNext/>
+        <w:spacing w:before="280" w:after="120"/>
       </w:pPr>
       <w:r>
         <w:rPr>
@@ -9077,8 +9047,7 @@
     <w:p>
       <w:pPr>
         <w:pStyle w:val="Heading2"/>
-        <w:spacing w:before="280" w:after="80"/>
-        <w:keepNext/>
+        <w:spacing w:before="280" w:after="120"/>
       </w:pPr>
       <w:r>
         <w:rPr>
@@ -9140,8 +9109,7 @@
     <w:p>
       <w:pPr>
         <w:pStyle w:val="Heading2"/>
-        <w:spacing w:before="280" w:after="80"/>
-        <w:keepNext/>
+        <w:spacing w:before="280" w:after="120"/>
       </w:pPr>
       <w:r>
         <w:rPr>
@@ -9209,8 +9177,7 @@
     <w:p>
       <w:pPr>
         <w:pStyle w:val="Heading2"/>
-        <w:spacing w:before="280" w:after="80"/>
-        <w:keepNext/>
+        <w:spacing w:before="280" w:after="120"/>
       </w:pPr>
       <w:r>
         <w:rPr>
@@ -9741,8 +9708,8 @@
     <w:bookmarkEnd w:id="49"/>
     <w:bookmarkEnd w:id="50"/>
     <w:sectPr>
+      <w:headerReference w:type="default" r:id="rId25"/>
       <w:footerReference w:type="default" r:id="rId9"/>
-      <w:headerReference w:type="default" r:id="rId10"/>
       <w:footnotePr>
         <w:numRestart w:val="eachSect"/>
       </w:footnotePr>
@@ -9761,88 +9728,123 @@
 <w:ftr xmlns:m="http://schemas.openxmlformats.org/officeDocument/2006/math" xmlns:mc="http://schemas.openxmlformats.org/markup-compatibility/2006" xmlns:mo="http://schemas.microsoft.com/office/mac/office/2008/main" xmlns:mv="urn:schemas-microsoft-com:mac:vml" xmlns:o="urn:schemas-microsoft-com:office:office" xmlns:r="http://schemas.openxmlformats.org/officeDocument/2006/relationships" xmlns:v="urn:schemas-microsoft-com:vml" xmlns:w10="urn:schemas-microsoft-com:office:word" xmlns:w14="http://schemas.microsoft.com/office/word/2010/wordml" xmlns:w="http://schemas.openxmlformats.org/wordprocessingml/2006/main" xmlns:wne="http://schemas.microsoft.com/office/word/2006/wordml" xmlns:wp14="http://schemas.microsoft.com/office/word/2010/wordprocessingDrawing" xmlns:wp="http://schemas.openxmlformats.org/drawingml/2006/wordprocessingDrawing" xmlns:wpc="http://schemas.microsoft.com/office/word/2010/wordprocessingCanvas" xmlns:wpg="http://schemas.microsoft.com/office/word/2010/wordprocessingGroup" xmlns:wpi="http://schemas.microsoft.com/office/word/2010/wordprocessingInk" xmlns:wps="http://schemas.microsoft.com/office/word/2010/wordprocessingShape" mc:Ignorable="w14 wp14">
   <w:p>
     <w:pPr>
+      <w:pStyle w:val="Footer"/>
       <w:jc w:val="center"/>
     </w:pPr>
     <w:r>
       <w:rPr>
+        <w:rFonts w:ascii="Times New Roman" w:hAnsi="Times New Roman" w:eastAsia="Times New Roman" w:cs="Times New Roman"/>
+        <w:b w:val="0"/>
         <w:color w:val="000000"/>
-        <w:sz w:val="18"/>
+        <w:sz w:val="20"/>
       </w:rPr>
       <w:t xml:space="preserve">第 </w:t>
     </w:r>
     <w:r>
       <w:rPr>
+        <w:rFonts w:ascii="Times New Roman" w:hAnsi="Times New Roman" w:eastAsia="Times New Roman" w:cs="Times New Roman"/>
+        <w:b w:val="0"/>
         <w:color w:val="000000"/>
-        <w:sz w:val="18"/>
+        <w:sz w:val="20"/>
       </w:rPr>
       <w:fldChar w:fldCharType="begin"/>
     </w:r>
     <w:r>
       <w:rPr>
-        <w:sz w:val="18"/>
+        <w:rFonts w:ascii="Times New Roman" w:hAnsi="Times New Roman" w:eastAsia="Times New Roman" w:cs="Times New Roman"/>
+        <w:b w:val="0"/>
+        <w:color w:val="000000"/>
+        <w:sz w:val="20"/>
       </w:rPr>
       <w:instrText xml:space="preserve"> PAGE </w:instrText>
     </w:r>
     <w:r>
       <w:rPr>
-        <w:sz w:val="18"/>
+        <w:rFonts w:ascii="Times New Roman" w:hAnsi="Times New Roman" w:eastAsia="Times New Roman" w:cs="Times New Roman"/>
+        <w:b w:val="0"/>
+        <w:color w:val="000000"/>
+        <w:sz w:val="20"/>
       </w:rPr>
       <w:fldChar w:fldCharType="separate"/>
     </w:r>
     <w:r>
       <w:rPr>
-        <w:sz w:val="18"/>
+        <w:rFonts w:ascii="Times New Roman" w:hAnsi="Times New Roman" w:eastAsia="Times New Roman" w:cs="Times New Roman"/>
+        <w:b w:val="0"/>
+        <w:color w:val="000000"/>
+        <w:sz w:val="20"/>
       </w:rPr>
       <w:t>1</w:t>
     </w:r>
     <w:r>
       <w:rPr>
-        <w:sz w:val="18"/>
+        <w:rFonts w:ascii="Times New Roman" w:hAnsi="Times New Roman" w:eastAsia="Times New Roman" w:cs="Times New Roman"/>
+        <w:b w:val="0"/>
+        <w:color w:val="000000"/>
+        <w:sz w:val="20"/>
       </w:rPr>
       <w:fldChar w:fldCharType="end"/>
     </w:r>
     <w:r>
       <w:rPr>
+        <w:rFonts w:ascii="Times New Roman" w:hAnsi="Times New Roman" w:eastAsia="Times New Roman" w:cs="Times New Roman"/>
+        <w:b w:val="0"/>
         <w:color w:val="000000"/>
-        <w:sz w:val="18"/>
+        <w:sz w:val="20"/>
       </w:rPr>
       <w:t xml:space="preserve"> 页 / 共 </w:t>
     </w:r>
     <w:r>
       <w:rPr>
+        <w:rFonts w:ascii="Times New Roman" w:hAnsi="Times New Roman" w:eastAsia="Times New Roman" w:cs="Times New Roman"/>
+        <w:b w:val="0"/>
         <w:color w:val="000000"/>
-        <w:sz w:val="18"/>
+        <w:sz w:val="20"/>
       </w:rPr>
       <w:fldChar w:fldCharType="begin"/>
     </w:r>
     <w:r>
       <w:rPr>
-        <w:sz w:val="18"/>
+        <w:rFonts w:ascii="Times New Roman" w:hAnsi="Times New Roman" w:eastAsia="Times New Roman" w:cs="Times New Roman"/>
+        <w:b w:val="0"/>
+        <w:color w:val="000000"/>
+        <w:sz w:val="20"/>
       </w:rPr>
       <w:instrText xml:space="preserve"> NUMPAGES </w:instrText>
     </w:r>
     <w:r>
       <w:rPr>
-        <w:sz w:val="18"/>
+        <w:rFonts w:ascii="Times New Roman" w:hAnsi="Times New Roman" w:eastAsia="Times New Roman" w:cs="Times New Roman"/>
+        <w:b w:val="0"/>
+        <w:color w:val="000000"/>
+        <w:sz w:val="20"/>
       </w:rPr>
       <w:fldChar w:fldCharType="separate"/>
     </w:r>
     <w:r>
       <w:rPr>
-        <w:sz w:val="18"/>
+        <w:rFonts w:ascii="Times New Roman" w:hAnsi="Times New Roman" w:eastAsia="Times New Roman" w:cs="Times New Roman"/>
+        <w:b w:val="0"/>
+        <w:color w:val="000000"/>
+        <w:sz w:val="20"/>
       </w:rPr>
       <w:t>1</w:t>
     </w:r>
     <w:r>
       <w:rPr>
-        <w:sz w:val="18"/>
+        <w:rFonts w:ascii="Times New Roman" w:hAnsi="Times New Roman" w:eastAsia="Times New Roman" w:cs="Times New Roman"/>
+        <w:b w:val="0"/>
+        <w:color w:val="000000"/>
+        <w:sz w:val="20"/>
       </w:rPr>
       <w:fldChar w:fldCharType="end"/>
     </w:r>
     <w:r>
       <w:rPr>
+        <w:rFonts w:ascii="Times New Roman" w:hAnsi="Times New Roman" w:eastAsia="Times New Roman" w:cs="Times New Roman"/>
+        <w:b w:val="0"/>
         <w:color w:val="000000"/>
-        <w:sz w:val="18"/>
+        <w:sz w:val="20"/>
       </w:rPr>
       <w:t xml:space="preserve"> 页</w:t>
     </w:r>
@@ -9880,10 +9882,12 @@
     </w:pPr>
     <w:r>
       <w:rPr>
+        <w:rFonts w:ascii="Times New Roman" w:hAnsi="Times New Roman" w:eastAsia="Times New Roman" w:cs="Times New Roman"/>
+        <w:b w:val="0"/>
         <w:color w:val="000000"/>
         <w:sz w:val="18"/>
       </w:rPr>
-      <w:t>第二篇 结构化学 · 第6章 超分子与材料化学-学生版</w:t>
+      <w:t xml:space="preserve">第 6 章 超分子与材料化学</w:t>
     </w:r>
   </w:p>
 </w:hdr>
@@ -10163,7 +10167,7 @@
     <ns0:rPr>
       <ns0:rFonts ns0:ascii="Times New Roman" ns0:cs="Times New Roman" ns0:eastAsia="SimHei" ns0:hAnsi="Times New Roman"/>
       <ns0:b/>
-      <ns0:color ns0:val="17324D"/>
+      <ns0:color ns0:val="000000"/>
       <ns0:sz ns0:val="44"/>
       <ns0:szCs ns0:val="56"/>
     </ns0:rPr>
@@ -10305,7 +10309,7 @@
     <ns0:rPr>
       <ns0:rFonts ns0:ascii="Times New Roman" ns0:cs="Times New Roman" ns0:eastAsia="SimHei" ns0:hAnsi="Times New Roman"/>
       <ns0:b/>
-      <ns0:color ns0:val="17324D"/>
+      <ns0:color ns0:val="000000"/>
       <ns0:sz ns0:val="32"/>
       <ns0:szCs ns0:val="40"/>
     </ns0:rPr>
@@ -10329,7 +10333,7 @@
     <ns0:rPr>
       <ns0:rFonts ns0:ascii="Times New Roman" ns0:cs="Times New Roman" ns0:eastAsia="SimHei" ns0:hAnsi="Times New Roman"/>
       <ns0:b/>
-      <ns0:color ns0:val="17324D"/>
+      <ns0:color ns0:val="000000"/>
       <ns0:sz ns0:val="28"/>
       <ns0:szCs ns0:val="32"/>
     </ns0:rPr>
@@ -10353,7 +10357,7 @@
     <ns0:rPr>
       <ns0:rFonts ns0:ascii="Times New Roman" ns0:cs="Times New Roman" ns0:eastAsia="SimHei" ns0:hAnsi="Times New Roman"/>
       <ns0:b/>
-      <ns0:color ns0:val="17324D"/>
+      <ns0:color ns0:val="000000"/>
       <ns0:sz ns0:val="25"/>
       <ns0:szCs ns0:val="28"/>
     </ns0:rPr>
@@ -10829,7 +10833,7 @@
     <w:rPr>
       <w:rFonts w:ascii="Times New Roman" w:hAnsi="Times New Roman" w:eastAsia="FangSong" w:cs="Times New Roman"/>
       <w:b/>
-      <w:color w:val="000000"/>
+      <w:color w:val="007020"/>
     </w:rPr>
   </w:style>
   <w:style w:type="character" w:customStyle="1" w:styleId="DataTypeTok">
@@ -10837,7 +10841,7 @@
     <w:basedOn w:val="VerbatimChar"/>
     <w:rPr>
       <w:rFonts w:ascii="Times New Roman" w:hAnsi="Times New Roman" w:eastAsia="FangSong" w:cs="Times New Roman"/>
-      <w:color w:val="000000"/>
+      <w:color w:val="902000"/>
     </w:rPr>
   </w:style>
   <w:style w:type="character" w:customStyle="1" w:styleId="DecValTok">
@@ -10845,7 +10849,7 @@
     <w:basedOn w:val="VerbatimChar"/>
     <w:rPr>
       <w:rFonts w:ascii="Times New Roman" w:hAnsi="Times New Roman" w:eastAsia="FangSong" w:cs="Times New Roman"/>
-      <w:color w:val="000000"/>
+      <w:color w:val="40a070"/>
     </w:rPr>
   </w:style>
   <w:style w:type="character" w:customStyle="1" w:styleId="BaseNTok">
@@ -10853,7 +10857,7 @@
     <w:basedOn w:val="VerbatimChar"/>
     <w:rPr>
       <w:rFonts w:ascii="Times New Roman" w:hAnsi="Times New Roman" w:eastAsia="FangSong" w:cs="Times New Roman"/>
-      <w:color w:val="000000"/>
+      <w:color w:val="40a070"/>
     </w:rPr>
   </w:style>
   <w:style w:type="character" w:customStyle="1" w:styleId="FloatTok">
@@ -10861,7 +10865,7 @@
     <w:basedOn w:val="VerbatimChar"/>
     <w:rPr>
       <w:rFonts w:ascii="Times New Roman" w:hAnsi="Times New Roman" w:eastAsia="FangSong" w:cs="Times New Roman"/>
-      <w:color w:val="000000"/>
+      <w:color w:val="40a070"/>
     </w:rPr>
   </w:style>
   <w:style w:type="character" w:customStyle="1" w:styleId="ConstantTok">
@@ -10869,7 +10873,7 @@
     <w:basedOn w:val="VerbatimChar"/>
     <w:rPr>
       <w:rFonts w:ascii="Times New Roman" w:hAnsi="Times New Roman" w:eastAsia="FangSong" w:cs="Times New Roman"/>
-      <w:color w:val="000000"/>
+      <w:color w:val="880000"/>
     </w:rPr>
   </w:style>
   <w:style w:type="character" w:customStyle="1" w:styleId="CharTok">
@@ -10877,7 +10881,7 @@
     <w:basedOn w:val="VerbatimChar"/>
     <w:rPr>
       <w:rFonts w:ascii="Times New Roman" w:hAnsi="Times New Roman" w:eastAsia="FangSong" w:cs="Times New Roman"/>
-      <w:color w:val="000000"/>
+      <w:color w:val="4070a0"/>
     </w:rPr>
   </w:style>
   <w:style w:type="character" w:customStyle="1" w:styleId="SpecialCharTok">
@@ -10885,7 +10889,7 @@
     <w:basedOn w:val="VerbatimChar"/>
     <w:rPr>
       <w:rFonts w:ascii="Times New Roman" w:hAnsi="Times New Roman" w:eastAsia="FangSong" w:cs="Times New Roman"/>
-      <w:color w:val="000000"/>
+      <w:color w:val="4070a0"/>
     </w:rPr>
   </w:style>
   <w:style w:type="character" w:customStyle="1" w:styleId="StringTok">
@@ -10893,7 +10897,7 @@
     <w:basedOn w:val="VerbatimChar"/>
     <w:rPr>
       <w:rFonts w:ascii="Times New Roman" w:hAnsi="Times New Roman" w:eastAsia="FangSong" w:cs="Times New Roman"/>
-      <w:color w:val="000000"/>
+      <w:color w:val="4070a0"/>
     </w:rPr>
   </w:style>
   <w:style w:type="character" w:customStyle="1" w:styleId="VerbatimStringTok">
@@ -10901,7 +10905,7 @@
     <w:basedOn w:val="VerbatimChar"/>
     <w:rPr>
       <w:rFonts w:ascii="Times New Roman" w:hAnsi="Times New Roman" w:eastAsia="FangSong" w:cs="Times New Roman"/>
-      <w:color w:val="000000"/>
+      <w:color w:val="4070a0"/>
     </w:rPr>
   </w:style>
   <w:style w:type="character" w:customStyle="1" w:styleId="SpecialStringTok">
@@ -10909,7 +10913,7 @@
     <w:basedOn w:val="VerbatimChar"/>
     <w:rPr>
       <w:rFonts w:ascii="Times New Roman" w:hAnsi="Times New Roman" w:eastAsia="FangSong" w:cs="Times New Roman"/>
-      <w:color w:val="000000"/>
+      <w:color w:val="bb6688"/>
     </w:rPr>
   </w:style>
   <w:style w:type="character" w:customStyle="1" w:styleId="ImportTok">
@@ -10918,7 +10922,7 @@
     <w:rPr>
       <w:rFonts w:ascii="Times New Roman" w:hAnsi="Times New Roman" w:eastAsia="FangSong" w:cs="Times New Roman"/>
       <w:b/>
-      <w:color w:val="000000"/>
+      <w:color w:val="008000"/>
     </w:rPr>
   </w:style>
   <w:style w:type="character" w:customStyle="1" w:styleId="CommentTok">
@@ -10927,7 +10931,7 @@
     <w:rPr>
       <w:rFonts w:ascii="Times New Roman" w:hAnsi="Times New Roman" w:eastAsia="FangSong" w:cs="Times New Roman"/>
       <w:i/>
-      <w:color w:val="000000"/>
+      <w:color w:val="60a0b0"/>
     </w:rPr>
   </w:style>
   <w:style w:type="character" w:customStyle="1" w:styleId="DocumentationTok">
@@ -10936,7 +10940,7 @@
     <w:rPr>
       <w:rFonts w:ascii="Times New Roman" w:hAnsi="Times New Roman" w:eastAsia="FangSong" w:cs="Times New Roman"/>
       <w:i/>
-      <w:color w:val="000000"/>
+      <w:color w:val="ba2121"/>
     </w:rPr>
   </w:style>
   <w:style w:type="character" w:customStyle="1" w:styleId="AnnotationTok">
@@ -10946,7 +10950,7 @@
       <w:rFonts w:ascii="Times New Roman" w:hAnsi="Times New Roman" w:eastAsia="FangSong" w:cs="Times New Roman"/>
       <w:b/>
       <w:i/>
-      <w:color w:val="000000"/>
+      <w:color w:val="60a0b0"/>
     </w:rPr>
   </w:style>
   <w:style w:type="character" w:customStyle="1" w:styleId="CommentVarTok">
@@ -10956,7 +10960,7 @@
       <w:rFonts w:ascii="Times New Roman" w:hAnsi="Times New Roman" w:eastAsia="FangSong" w:cs="Times New Roman"/>
       <w:b/>
       <w:i/>
-      <w:color w:val="000000"/>
+      <w:color w:val="60a0b0"/>
     </w:rPr>
   </w:style>
   <w:style w:type="character" w:customStyle="1" w:styleId="OtherTok">
@@ -10964,7 +10968,7 @@
     <w:basedOn w:val="VerbatimChar"/>
     <w:rPr>
       <w:rFonts w:ascii="Times New Roman" w:hAnsi="Times New Roman" w:eastAsia="FangSong" w:cs="Times New Roman"/>
-      <w:color w:val="000000"/>
+      <w:color w:val="007020"/>
     </w:rPr>
   </w:style>
   <w:style w:type="character" w:customStyle="1" w:styleId="FunctionTok">
@@ -10972,7 +10976,7 @@
     <w:basedOn w:val="VerbatimChar"/>
     <w:rPr>
       <w:rFonts w:ascii="Times New Roman" w:hAnsi="Times New Roman" w:eastAsia="FangSong" w:cs="Times New Roman"/>
-      <w:color w:val="000000"/>
+      <w:color w:val="06287e"/>
     </w:rPr>
   </w:style>
   <w:style w:type="character" w:customStyle="1" w:styleId="VariableTok">
@@ -10980,7 +10984,7 @@
     <w:basedOn w:val="VerbatimChar"/>
     <w:rPr>
       <w:rFonts w:ascii="Times New Roman" w:hAnsi="Times New Roman" w:eastAsia="FangSong" w:cs="Times New Roman"/>
-      <w:color w:val="000000"/>
+      <w:color w:val="19177c"/>
     </w:rPr>
   </w:style>
   <w:style w:type="character" w:customStyle="1" w:styleId="ControlFlowTok">
@@ -10989,7 +10993,7 @@
     <w:rPr>
       <w:rFonts w:ascii="Times New Roman" w:hAnsi="Times New Roman" w:eastAsia="FangSong" w:cs="Times New Roman"/>
       <w:b/>
-      <w:color w:val="000000"/>
+      <w:color w:val="007020"/>
     </w:rPr>
   </w:style>
   <w:style w:type="character" w:customStyle="1" w:styleId="OperatorTok">
@@ -10997,7 +11001,7 @@
     <w:basedOn w:val="VerbatimChar"/>
     <w:rPr>
       <w:rFonts w:ascii="Times New Roman" w:hAnsi="Times New Roman" w:eastAsia="FangSong" w:cs="Times New Roman"/>
-      <w:color w:val="000000"/>
+      <w:color w:val="666666"/>
     </w:rPr>
   </w:style>
   <w:style w:type="character" w:customStyle="1" w:styleId="BuiltInTok">
@@ -11005,7 +11009,7 @@
     <w:basedOn w:val="VerbatimChar"/>
     <w:rPr>
       <w:rFonts w:ascii="Times New Roman" w:hAnsi="Times New Roman" w:eastAsia="FangSong" w:cs="Times New Roman"/>
-      <w:color w:val="000000"/>
+      <w:color w:val="008000"/>
     </w:rPr>
   </w:style>
   <w:style w:type="character" w:customStyle="1" w:styleId="ExtensionTok">
@@ -11020,7 +11024,7 @@
     <w:basedOn w:val="VerbatimChar"/>
     <w:rPr>
       <w:rFonts w:ascii="Times New Roman" w:hAnsi="Times New Roman" w:eastAsia="FangSong" w:cs="Times New Roman"/>
-      <w:color w:val="000000"/>
+      <w:color w:val="bc7a00"/>
     </w:rPr>
   </w:style>
   <w:style w:type="character" w:customStyle="1" w:styleId="AttributeTok">
@@ -11028,7 +11032,7 @@
     <w:basedOn w:val="VerbatimChar"/>
     <w:rPr>
       <w:rFonts w:ascii="Times New Roman" w:hAnsi="Times New Roman" w:eastAsia="FangSong" w:cs="Times New Roman"/>
-      <w:color w:val="000000"/>
+      <w:color w:val="7d9029"/>
     </w:rPr>
   </w:style>
   <w:style w:type="character" w:customStyle="1" w:styleId="RegionMarkerTok">
@@ -11045,7 +11049,7 @@
       <w:rFonts w:ascii="Times New Roman" w:hAnsi="Times New Roman" w:eastAsia="FangSong" w:cs="Times New Roman"/>
       <w:b/>
       <w:i/>
-      <w:color w:val="000000"/>
+      <w:color w:val="60a0b0"/>
     </w:rPr>
   </w:style>
   <w:style w:type="character" w:customStyle="1" w:styleId="WarningTok">
@@ -11055,7 +11059,7 @@
       <w:rFonts w:ascii="Times New Roman" w:hAnsi="Times New Roman" w:eastAsia="FangSong" w:cs="Times New Roman"/>
       <w:b/>
       <w:i/>
-      <w:color w:val="000000"/>
+      <w:color w:val="60a0b0"/>
     </w:rPr>
   </w:style>
   <w:style w:type="character" w:customStyle="1" w:styleId="AlertTok">
@@ -11064,7 +11068,7 @@
     <w:rPr>
       <w:rFonts w:ascii="Times New Roman" w:hAnsi="Times New Roman" w:eastAsia="FangSong" w:cs="Times New Roman"/>
       <w:b/>
-      <w:color w:val="000000"/>
+      <w:color w:val="ff0000"/>
     </w:rPr>
   </w:style>
   <w:style w:type="character" w:customStyle="1" w:styleId="ErrorTok">
@@ -11073,7 +11077,7 @@
     <w:rPr>
       <w:rFonts w:ascii="Times New Roman" w:hAnsi="Times New Roman" w:eastAsia="FangSong" w:cs="Times New Roman"/>
       <w:b/>
-      <w:color w:val="000000"/>
+      <w:color w:val="ff0000"/>
     </w:rPr>
   </w:style>
   <w:style w:type="character" w:customStyle="1" w:styleId="NormalTok">

--- a/00-首页/题组Word/习题书/第二篇-结构化学/6-超分子与材料化学-学生版-打印版.docx
+++ b/00-首页/题组Word/习题书/第二篇-结构化学/6-超分子与材料化学-学生版-打印版.docx
@@ -368,6 +368,7 @@
     <w:p>
       <w:pPr>
         <w:pStyle w:val="BodyText"/>
+        <w:spacing w:before="0" w:after="0"/>
       </w:pPr>
       <w:r>
         <w:rPr>
@@ -512,6 +513,7 @@
     <w:p>
       <w:pPr>
         <w:pStyle w:val="BodyText"/>
+        <w:spacing w:before="0" w:after="0"/>
       </w:pPr>
       <w:r>
         <w:rPr>
@@ -565,6 +567,7 @@
     <w:p>
       <w:pPr>
         <w:pStyle w:val="BodyText"/>
+        <w:spacing w:before="0" w:after="0"/>
       </w:pPr>
       <w:r>
         <w:rPr>
@@ -760,6 +763,7 @@
     <w:p>
       <w:pPr>
         <w:pStyle w:val="BodyText"/>
+        <w:spacing w:before="0" w:after="0"/>
       </w:pPr>
       <w:r>
         <w:rPr>
@@ -6952,6 +6956,14 @@
       <w:tblPr>
         <w:tblStyle w:val="Table"/>
         <w:tblW w:type="auto" w:w="0"/>
+        <w:tblBorders>
+          <w:top w:val="single" w:sz="12" w:space="0" w:color="000000"/>
+          <w:left w:val="none" w:sz="0" w:space="0" w:color="auto"/>
+          <w:bottom w:val="single" w:sz="12" w:space="0" w:color="000000"/>
+          <w:right w:val="none" w:sz="0" w:space="0" w:color="auto"/>
+          <w:insideH w:val="none" w:sz="0" w:space="0" w:color="auto"/>
+          <w:insideV w:val="none" w:sz="0" w:space="0" w:color="auto"/>
+        </w:tblBorders>
         <w:tblLook w:firstRow="1" w:lastRow="0" w:firstColumn="0" w:lastColumn="0" w:noHBand="0" w:noVBand="0" w:val="0020"/>
       </w:tblPr>
       <w:tblGrid>
@@ -6967,7 +6979,11 @@
           <w:tblHeader w:val="on"/>
         </w:trPr>
         <w:tc>
-          <w:tcPr/>
+          <w:tcPr>
+            <w:tcBorders>
+              <w:bottom w:val="single" w:sz="8" w:space="0" w:color="000000"/>
+            </w:tcBorders>
+          </w:tcPr>
           <w:p>
             <w:pPr>
               <w:pStyle w:val="Compact"/>
@@ -6983,7 +6999,11 @@
           </w:p>
         </w:tc>
         <w:tc>
-          <w:tcPr/>
+          <w:tcPr>
+            <w:tcBorders>
+              <w:bottom w:val="single" w:sz="8" w:space="0" w:color="000000"/>
+            </w:tcBorders>
+          </w:tcPr>
           <w:p>
             <w:pPr>
               <w:pStyle w:val="Compact"/>
@@ -6999,7 +7019,11 @@
           </w:p>
         </w:tc>
         <w:tc>
-          <w:tcPr/>
+          <w:tcPr>
+            <w:tcBorders>
+              <w:bottom w:val="single" w:sz="8" w:space="0" w:color="000000"/>
+            </w:tcBorders>
+          </w:tcPr>
           <w:p>
             <w:pPr>
               <w:pStyle w:val="Compact"/>
@@ -7015,7 +7039,11 @@
           </w:p>
         </w:tc>
         <w:tc>
-          <w:tcPr/>
+          <w:tcPr>
+            <w:tcBorders>
+              <w:bottom w:val="single" w:sz="8" w:space="0" w:color="000000"/>
+            </w:tcBorders>
+          </w:tcPr>
           <w:p>
             <w:pPr>
               <w:pStyle w:val="Compact"/>
@@ -7031,7 +7059,11 @@
           </w:p>
         </w:tc>
         <w:tc>
-          <w:tcPr/>
+          <w:tcPr>
+            <w:tcBorders>
+              <w:bottom w:val="single" w:sz="8" w:space="0" w:color="000000"/>
+            </w:tcBorders>
+          </w:tcPr>
           <w:p>
             <w:pPr>
               <w:pStyle w:val="Compact"/>
@@ -7079,7 +7111,11 @@
           </w:p>
         </w:tc>
         <w:tc>
-          <w:tcPr/>
+          <w:tcPr>
+            <w:tcBorders>
+              <w:bottom w:val="single" w:sz="8" w:space="0" w:color="000000"/>
+            </w:tcBorders>
+          </w:tcPr>
           <w:p>
             <w:pPr>
               <w:pStyle w:val="Compact"/>
@@ -9708,7 +9744,6 @@
     <w:bookmarkEnd w:id="49"/>
     <w:bookmarkEnd w:id="50"/>
     <w:sectPr>
-      <w:headerReference w:type="default" r:id="rId25"/>
       <w:footerReference w:type="default" r:id="rId9"/>
       <w:footnotePr>
         <w:numRestart w:val="eachSect"/>
@@ -9735,16 +9770,6 @@
       <w:rPr>
         <w:rFonts w:ascii="Times New Roman" w:hAnsi="Times New Roman" w:eastAsia="Times New Roman" w:cs="Times New Roman"/>
         <w:b w:val="0"/>
-        <w:color w:val="000000"/>
-        <w:sz w:val="20"/>
-      </w:rPr>
-      <w:t xml:space="preserve">第 </w:t>
-    </w:r>
-    <w:r>
-      <w:rPr>
-        <w:rFonts w:ascii="Times New Roman" w:hAnsi="Times New Roman" w:eastAsia="Times New Roman" w:cs="Times New Roman"/>
-        <w:b w:val="0"/>
-        <w:color w:val="000000"/>
         <w:sz w:val="20"/>
       </w:rPr>
       <w:fldChar w:fldCharType="begin"/>
@@ -9753,7 +9778,6 @@
       <w:rPr>
         <w:rFonts w:ascii="Times New Roman" w:hAnsi="Times New Roman" w:eastAsia="Times New Roman" w:cs="Times New Roman"/>
         <w:b w:val="0"/>
-        <w:color w:val="000000"/>
         <w:sz w:val="20"/>
       </w:rPr>
       <w:instrText xml:space="preserve"> PAGE </w:instrText>
@@ -9762,91 +9786,9 @@
       <w:rPr>
         <w:rFonts w:ascii="Times New Roman" w:hAnsi="Times New Roman" w:eastAsia="Times New Roman" w:cs="Times New Roman"/>
         <w:b w:val="0"/>
-        <w:color w:val="000000"/>
-        <w:sz w:val="20"/>
-      </w:rPr>
-      <w:fldChar w:fldCharType="separate"/>
-    </w:r>
-    <w:r>
-      <w:rPr>
-        <w:rFonts w:ascii="Times New Roman" w:hAnsi="Times New Roman" w:eastAsia="Times New Roman" w:cs="Times New Roman"/>
-        <w:b w:val="0"/>
-        <w:color w:val="000000"/>
-        <w:sz w:val="20"/>
-      </w:rPr>
-      <w:t>1</w:t>
-    </w:r>
-    <w:r>
-      <w:rPr>
-        <w:rFonts w:ascii="Times New Roman" w:hAnsi="Times New Roman" w:eastAsia="Times New Roman" w:cs="Times New Roman"/>
-        <w:b w:val="0"/>
-        <w:color w:val="000000"/>
         <w:sz w:val="20"/>
       </w:rPr>
       <w:fldChar w:fldCharType="end"/>
-    </w:r>
-    <w:r>
-      <w:rPr>
-        <w:rFonts w:ascii="Times New Roman" w:hAnsi="Times New Roman" w:eastAsia="Times New Roman" w:cs="Times New Roman"/>
-        <w:b w:val="0"/>
-        <w:color w:val="000000"/>
-        <w:sz w:val="20"/>
-      </w:rPr>
-      <w:t xml:space="preserve"> 页 / 共 </w:t>
-    </w:r>
-    <w:r>
-      <w:rPr>
-        <w:rFonts w:ascii="Times New Roman" w:hAnsi="Times New Roman" w:eastAsia="Times New Roman" w:cs="Times New Roman"/>
-        <w:b w:val="0"/>
-        <w:color w:val="000000"/>
-        <w:sz w:val="20"/>
-      </w:rPr>
-      <w:fldChar w:fldCharType="begin"/>
-    </w:r>
-    <w:r>
-      <w:rPr>
-        <w:rFonts w:ascii="Times New Roman" w:hAnsi="Times New Roman" w:eastAsia="Times New Roman" w:cs="Times New Roman"/>
-        <w:b w:val="0"/>
-        <w:color w:val="000000"/>
-        <w:sz w:val="20"/>
-      </w:rPr>
-      <w:instrText xml:space="preserve"> NUMPAGES </w:instrText>
-    </w:r>
-    <w:r>
-      <w:rPr>
-        <w:rFonts w:ascii="Times New Roman" w:hAnsi="Times New Roman" w:eastAsia="Times New Roman" w:cs="Times New Roman"/>
-        <w:b w:val="0"/>
-        <w:color w:val="000000"/>
-        <w:sz w:val="20"/>
-      </w:rPr>
-      <w:fldChar w:fldCharType="separate"/>
-    </w:r>
-    <w:r>
-      <w:rPr>
-        <w:rFonts w:ascii="Times New Roman" w:hAnsi="Times New Roman" w:eastAsia="Times New Roman" w:cs="Times New Roman"/>
-        <w:b w:val="0"/>
-        <w:color w:val="000000"/>
-        <w:sz w:val="20"/>
-      </w:rPr>
-      <w:t>1</w:t>
-    </w:r>
-    <w:r>
-      <w:rPr>
-        <w:rFonts w:ascii="Times New Roman" w:hAnsi="Times New Roman" w:eastAsia="Times New Roman" w:cs="Times New Roman"/>
-        <w:b w:val="0"/>
-        <w:color w:val="000000"/>
-        <w:sz w:val="20"/>
-      </w:rPr>
-      <w:fldChar w:fldCharType="end"/>
-    </w:r>
-    <w:r>
-      <w:rPr>
-        <w:rFonts w:ascii="Times New Roman" w:hAnsi="Times New Roman" w:eastAsia="Times New Roman" w:cs="Times New Roman"/>
-        <w:b w:val="0"/>
-        <w:color w:val="000000"/>
-        <w:sz w:val="20"/>
-      </w:rPr>
-      <w:t xml:space="preserve"> 页</w:t>
     </w:r>
   </w:p>
 </w:ftr>
@@ -9869,28 +9811,6 @@
     </w:p>
   </w:footnote>
 </w:footnotes>
-</file>
-
-<file path=word/header1.xml><?xml version="1.0" encoding="utf-8"?>
-<w:hdr xmlns:m="http://schemas.openxmlformats.org/officeDocument/2006/math" xmlns:mc="http://schemas.openxmlformats.org/markup-compatibility/2006" xmlns:mo="http://schemas.microsoft.com/office/mac/office/2008/main" xmlns:mv="urn:schemas-microsoft-com:mac:vml" xmlns:o="urn:schemas-microsoft-com:office:office" xmlns:r="http://schemas.openxmlformats.org/officeDocument/2006/relationships" xmlns:v="urn:schemas-microsoft-com:vml" xmlns:w10="urn:schemas-microsoft-com:office:word" xmlns:w14="http://schemas.microsoft.com/office/word/2010/wordml" xmlns:w="http://schemas.openxmlformats.org/wordprocessingml/2006/main" xmlns:wne="http://schemas.microsoft.com/office/word/2006/wordml" xmlns:wp14="http://schemas.microsoft.com/office/word/2010/wordprocessingDrawing" xmlns:wp="http://schemas.openxmlformats.org/drawingml/2006/wordprocessingDrawing" xmlns:wpc="http://schemas.microsoft.com/office/word/2010/wordprocessingCanvas" xmlns:wpg="http://schemas.microsoft.com/office/word/2010/wordprocessingGroup" xmlns:wpi="http://schemas.microsoft.com/office/word/2010/wordprocessingInk" xmlns:wps="http://schemas.microsoft.com/office/word/2010/wordprocessingShape" mc:Ignorable="w14 wp14">
-  <w:p>
-    <w:pPr>
-      <w:jc w:val="right"/>
-      <w:pBdr>
-        <w:bottom w:val="single" w:sz="4" w:space="2" w:color="000000"/>
-      </w:pBdr>
-    </w:pPr>
-    <w:r>
-      <w:rPr>
-        <w:rFonts w:ascii="Times New Roman" w:hAnsi="Times New Roman" w:eastAsia="Times New Roman" w:cs="Times New Roman"/>
-        <w:b w:val="0"/>
-        <w:color w:val="000000"/>
-        <w:sz w:val="18"/>
-      </w:rPr>
-      <w:t xml:space="preserve">第 6 章 超分子与材料化学</w:t>
-    </w:r>
-  </w:p>
-</w:hdr>
 </file>
 
 <file path=word/numbering.xml><?xml version="1.0" encoding="utf-8"?>
